--- a/testakten/unterhalt-stufenklage-selbststaendiger-hamburg/10_einstweilige_anordnung_vorlaeufiger_unterhalt.docx
+++ b/testakten/unterhalt-stufenklage-selbststaendiger-hamburg/10_einstweilige_anordnung_vorlaeufiger_unterhalt.docx
@@ -260,7 +260,27 @@
         <w:t>Die Akte enthält keine sichere Endberechnung. Das System soll deshalb einen vorsichtigen EA-Antrag formulieren, der Mindestunterhalt der Kinder, Mehrbedarf und einen vorläufigen Trennungsunterhalt verlangt, ohne die spätere Stufenklage zu präjudizieren.</w:t>
       </w:r>
     </w:p>
+    <w:p>
+      <w:pPr>
+        <w:pStyle w:val="Heading2"/>
+      </w:pPr>
+      <w:r>
+        <w:t>Aktuelle Deckungslücke</w:t>
+      </w:r>
+    </w:p>
+    <w:p>
+      <w:r>
+        <w:t>Lene verfügt nach Eingang ihres Gehalts und Kindergelds im Juni über 3159 Euro. Dem stehen Warmmiete von 1780 Euro, Hort und Nachhilfe von zusammen 343 Euro, Versicherungen, Fahrtkosten und laufender Lebensunterhalt gegenüber. Joris zahlte nur 900 Euro. Die Klassenfahrtanzahlung von 240 Euro wurde bereits aus dem Dispositionskredit beglichen.</w:t>
+      </w:r>
+    </w:p>
+    <w:p>
+      <w:r>
+        <w:t>Für einen vorläufigen Antrag werden Kontoauszüge, Mietvertrag, Kinderkosten, bisherige Zahlungen und die Kürzungsankündigung getrennt als Anlagen vorbereitet. Der Antrag soll den kurzfristig benötigten Betrag nachvollziehbar herleiten und zugleich offenlegen, dass das Einkommen von Joris mangels Auskunft nur vorläufig geschätzt werden kann.</w:t>
+      </w:r>
+    </w:p>
     <w:sectPr>
+      <w:headerReference w:type="default" r:id="rId9"/>
+      <w:footerReference w:type="default" r:id="rId10"/>
       <w:pgSz w:w="11906" w:h="16838"/>
       <w:pgMar w:top="1417" w:right="1417" w:bottom="1417" w:left="1417" w:header="720" w:footer="720" w:gutter="0"/>
       <w:cols w:space="720"/>
@@ -268,6 +288,44 @@
     </w:sectPr>
   </w:body>
 </w:document>
+</file>
+
+<file path=word/footer1.xml><?xml version="1.0" encoding="utf-8"?>
+<w:ftr xmlns:m="http://schemas.openxmlformats.org/officeDocument/2006/math" xmlns:mc="http://schemas.openxmlformats.org/markup-compatibility/2006" xmlns:mo="http://schemas.microsoft.com/office/mac/office/2008/main" xmlns:mv="urn:schemas-microsoft-com:mac:vml" xmlns:o="urn:schemas-microsoft-com:office:office" xmlns:r="http://schemas.openxmlformats.org/officeDocument/2006/relationships" xmlns:v="urn:schemas-microsoft-com:vml" xmlns:w10="urn:schemas-microsoft-com:office:word" xmlns:w14="http://schemas.microsoft.com/office/word/2010/wordml" xmlns:w="http://schemas.openxmlformats.org/wordprocessingml/2006/main" xmlns:wne="http://schemas.microsoft.com/office/word/2006/wordml" xmlns:wp14="http://schemas.microsoft.com/office/word/2010/wordprocessingDrawing" xmlns:wp="http://schemas.openxmlformats.org/drawingml/2006/wordprocessingDrawing" xmlns:wpc="http://schemas.microsoft.com/office/word/2010/wordprocessingCanvas" xmlns:wpg="http://schemas.microsoft.com/office/word/2010/wordprocessingGroup" xmlns:wpi="http://schemas.microsoft.com/office/word/2010/wordprocessingInk" xmlns:wps="http://schemas.microsoft.com/office/word/2010/wordprocessingShape" mc:Ignorable="w14 wp14">
+  <w:p>
+    <w:pPr>
+      <w:pStyle w:val="Footer"/>
+      <w:jc w:val="center"/>
+    </w:pPr>
+    <w:r>
+      <w:rPr>
+        <w:rFonts w:ascii="Arial" w:hAnsi="Arial"/>
+        <w:color w:val="6E6E6E"/>
+        <w:sz w:val="16"/>
+      </w:rPr>
+      <w:t>Aktenstück 10_einstweilige_anordnung_vorlaeufiger_unterhalt.docx · Arbeitsstand</w:t>
+    </w:r>
+  </w:p>
+</w:ftr>
+</file>
+
+<file path=word/header1.xml><?xml version="1.0" encoding="utf-8"?>
+<w:hdr xmlns:m="http://schemas.openxmlformats.org/officeDocument/2006/math" xmlns:mc="http://schemas.openxmlformats.org/markup-compatibility/2006" xmlns:mo="http://schemas.microsoft.com/office/mac/office/2008/main" xmlns:mv="urn:schemas-microsoft-com:mac:vml" xmlns:o="urn:schemas-microsoft-com:office:office" xmlns:r="http://schemas.openxmlformats.org/officeDocument/2006/relationships" xmlns:v="urn:schemas-microsoft-com:vml" xmlns:w10="urn:schemas-microsoft-com:office:word" xmlns:w14="http://schemas.microsoft.com/office/word/2010/wordml" xmlns:w="http://schemas.openxmlformats.org/wordprocessingml/2006/main" xmlns:wne="http://schemas.microsoft.com/office/word/2006/wordml" xmlns:wp14="http://schemas.microsoft.com/office/word/2010/wordprocessingDrawing" xmlns:wp="http://schemas.openxmlformats.org/drawingml/2006/wordprocessingDrawing" xmlns:wpc="http://schemas.microsoft.com/office/word/2010/wordprocessingCanvas" xmlns:wpg="http://schemas.microsoft.com/office/word/2010/wordprocessingGroup" xmlns:wpi="http://schemas.microsoft.com/office/word/2010/wordprocessingInk" xmlns:wps="http://schemas.microsoft.com/office/word/2010/wordprocessingShape" mc:Ignorable="w14 wp14">
+  <w:p>
+    <w:pPr>
+      <w:pStyle w:val="Header"/>
+      <w:jc w:val="right"/>
+    </w:pPr>
+    <w:r>
+      <w:rPr>
+        <w:rFonts w:ascii="Arial" w:hAnsi="Arial"/>
+        <w:color w:val="535E67"/>
+        <w:sz w:val="16"/>
+      </w:rPr>
+      <w:t>Harms ./. Harms · vorläufiger Unterhalt</w:t>
+    </w:r>
+  </w:p>
+</w:hdr>
 </file>
 
 <file path=word/numbering.xml><?xml version="1.0" encoding="utf-8"?>
@@ -633,9 +691,12 @@
     <w:name w:val="Normal"/>
     <w:qFormat/>
     <w:rsid w:val="00FC693F"/>
+    <w:pPr>
+      <w:spacing w:after="120"/>
+    </w:pPr>
     <w:rPr>
-      <w:rFonts w:ascii="Times New Roman" w:hAnsi="Times New Roman"/>
-      <w:sz w:val="22"/>
+      <w:rFonts w:ascii="Arial" w:hAnsi="Arial"/>
+      <w:sz w:val="21"/>
     </w:rPr>
   </w:style>
   <w:style w:type="paragraph" w:styleId="Header">
@@ -697,9 +758,10 @@
       <w:outlineLvl w:val="0"/>
     </w:pPr>
     <w:rPr>
-      <w:rFonts w:asciiTheme="majorHAnsi" w:eastAsiaTheme="majorEastAsia" w:hAnsiTheme="majorHAnsi" w:cstheme="majorBidi" w:ascii="Times New Roman" w:hAnsi="Times New Roman"/>
+      <w:rFonts w:asciiTheme="majorHAnsi" w:eastAsiaTheme="majorEastAsia" w:hAnsiTheme="majorHAnsi" w:cstheme="majorBidi" w:ascii="Arial" w:hAnsi="Arial"/>
       <w:b/>
       <w:bCs/>
+      <w:color w:val="24364B"/>
       <w:sz w:val="28"/>
       <w:szCs w:val="28"/>
     </w:rPr>
@@ -720,9 +782,10 @@
       <w:outlineLvl w:val="1"/>
     </w:pPr>
     <w:rPr>
-      <w:rFonts w:asciiTheme="majorHAnsi" w:eastAsiaTheme="majorEastAsia" w:hAnsiTheme="majorHAnsi" w:cstheme="majorBidi" w:ascii="Times New Roman" w:hAnsi="Times New Roman"/>
+      <w:rFonts w:asciiTheme="majorHAnsi" w:eastAsiaTheme="majorEastAsia" w:hAnsiTheme="majorHAnsi" w:cstheme="majorBidi" w:ascii="Arial" w:hAnsi="Arial"/>
       <w:b/>
       <w:bCs/>
+      <w:color w:val="24364B"/>
       <w:sz w:val="24"/>
       <w:szCs w:val="26"/>
     </w:rPr>
@@ -984,8 +1047,8 @@
       <w:contextualSpacing/>
     </w:pPr>
     <w:rPr>
-      <w:rFonts w:asciiTheme="majorHAnsi" w:eastAsiaTheme="majorEastAsia" w:hAnsiTheme="majorHAnsi" w:cstheme="majorBidi"/>
-      <w:color w:val="17365D" w:themeColor="text2" w:themeShade="BF"/>
+      <w:rFonts w:asciiTheme="majorHAnsi" w:eastAsiaTheme="majorEastAsia" w:hAnsiTheme="majorHAnsi" w:cstheme="majorBidi" w:ascii="Arial" w:hAnsi="Arial"/>
+      <w:color w:val="24364B"/>
       <w:spacing w:val="5"/>
       <w:kern w:val="28"/>
       <w:sz w:val="52"/>
